--- a/cv-docx/CV-Pedro-Albertasse-Games-EN.docx
+++ b/cv-docx/CV-Pedro-Albertasse-Games-EN.docx
@@ -70,7 +70,7 @@
         </w:rPr>
         <w:t xml:space="preserve">albertasse.dev@gmail.com  ·  </w:t>
       </w:r>
-      <w:hyperlink w:history="1" r:id="rIdrxcllcwnjm7suvcnec9-d">
+      <w:hyperlink w:history="1" r:id="rIdmfihlplwd8sw6d3fav4nt">
         <w:r>
           <w:rPr>
             <w:rFonts w:ascii="Calibri" w:cs="Calibri" w:eastAsia="Calibri" w:hAnsi="Calibri"/>
@@ -98,7 +98,7 @@
         </w:rPr>
         <w:t xml:space="preserve">  ·  </w:t>
       </w:r>
-      <w:hyperlink w:history="1" r:id="rIdkjk7ec29ewygxjasjlq9p">
+      <w:hyperlink w:history="1" r:id="rIddcvqctzm6grl5i5pvgupd">
         <w:r>
           <w:rPr>
             <w:rFonts w:ascii="Calibri" w:cs="Calibri" w:eastAsia="Calibri" w:hAnsi="Calibri"/>
@@ -137,24 +137,6 @@
     </w:p>
     <w:p>
       <w:pPr>
-        <w:spacing w:after="40" w:before="140"/>
-      </w:pPr>
-      <w:r>
-        <w:rPr>
-          <w:rFonts w:ascii="Calibri" w:cs="Calibri" w:eastAsia="Calibri" w:hAnsi="Calibri"/>
-          <w:b/>
-          <w:bCs/>
-          <w:i w:val="false"/>
-          <w:iCs w:val="false"/>
-          <w:color w:val="5A5A55"/>
-          <w:sz w:val="18"/>
-          <w:szCs w:val="18"/>
-        </w:rPr>
-        <w:t xml:space="preserve">48 teams in the simulator   ·   1 file, zero dependencies   ·   14 internal tools   ·   2025 BSc in game programming</w:t>
-      </w:r>
-    </w:p>
-    <w:p>
-      <w:pPr>
         <w:pBdr>
           <w:bottom w:val="single" w:color="D8D7D0" w:sz="6" w:space="3"/>
         </w:pBdr>
@@ -189,7 +171,7 @@
           <w:sz w:val="19"/>
           <w:szCs w:val="19"/>
         </w:rPr>
-        <w:t xml:space="preserve">BSc in Digital Game Programming, with Unity, C#, AI for games and difficulty balancing on the transcript. At work I build the other side of a studio: data pipelines, telemetry and the internal tools a team operates on, which is the same problem LiveOps and game analytics deal with. My own project is a 2026 World Cup simulator that fits in a single HTML file with no dependencies: 48 national teams, a group-stage engine, a knockout bracket, penalty shootouts, and a scoring rule that only counts a prediction filed before that match kicked off.</w:t>
+        <w:t xml:space="preserve">BSc in Digital Game Programming, with Unity, C#, AI for games and difficulty balancing on the transcript. I am now a data and automation engineer at FLOW Executive Finders, where I build the other side of a studio: data pipelines, telemetry and the internal tools a team operates on, which is the same problem LiveOps and game analytics deal with. My own project is a 2026 World Cup simulator that fits in a single HTML file with no dependencies: 48 national teams, a group-stage engine, a knockout bracket, penalty shootouts, and a scoring rule that only counts a prediction filed before that match kicked off.</w:t>
       </w:r>
     </w:p>
     <w:p>
